--- a/a7/packages/A7 Unit 6 - Relationships in Triangles/Lessons/6.T2/A7 6.T2 Interior and Exterior Angles of a Triangle - Independent Set.docx
+++ b/a7/packages/A7 Unit 6 - Relationships in Triangles/Lessons/6.T2/A7 6.T2 Interior and Exterior Angles of a Triangle - Independent Set.docx
@@ -308,7 +308,7 @@
                 <w:color w:val="1A1A1A"/>
                 <w:sz w:val="22"/>
               </w:rPr>
-              <w:t>The angle between the two equal sides of an isosceles triangle is 40°. Find each base angle.</w:t>
+              <w:t>An isosceles triangle's two base angles are equal. The angle between its two equal sides is 40°. Find each base angle.</w:t>
             </w:r>
           </w:p>
           <w:p>
